--- a/docs/DOC-027 — Strategy Evaluation Capability.docx
+++ b/docs/DOC-027 — Strategy Evaluation Capability.docx
@@ -271,7 +271,7 @@
         <w:rPr>
           <w:rtl w:val="0"/>
         </w:rPr>
-        <w:t xml:space="preserve"> constituye el dominio responsable deevaluar estrategias de inversión utilizando conocimiento científico previamente validado dentro de un contexto explícito de evaluación, produciendo evaluaciones objetivas, reproducibles y completamente trazables, reproducibles y auditables sobre estrategias de inversión.</w:t>
+        <w:t xml:space="preserve"> constituye el dominio responsable deevaluar estrategias de inversión utilizando conocimiento científico previamente validado dentro de un contexto explícito de evaluación, produciendo evaluaciones objetivas, reproducibles y completamente trazables, reproducibles y auditables objetivas, reproducibles, completamente trazables y auditables sobre estrategias de inversión.</w:t>
       </w:r>
     </w:p>
     <w:p>
@@ -481,21 +481,12 @@
         <w:rPr>
           <w:rtl w:val="0"/>
         </w:rPr>
-        <w:t xml:space="preserve">La responsabilidad exclusiva de este dominio es producir una </w:t>
-      </w:r>
-      <w:r>
-        <w:rPr>
-          <w:b w:val="1"/>
-          <w:bCs w:val="1"/>
-          <w:rtl w:val="0"/>
-        </w:rPr>
-        <w:t xml:space="preserve">Strategy Evaluation</w:t>
-      </w:r>
-      <w:r>
-        <w:rPr>
-          <w:rtl w:val="0"/>
-        </w:rPr>
-        <w:t xml:space="preserve">.</w:t>
+        <w:t xml:space="preserve">La responsabilidad exclusiva de este dominio es producir, conservar y estructurar evidencia objetiva sobre Strategies mediante evaluaciones individuales y comparaciones reproducibles entre evaluaciones compatibles. </w:t>
+      </w:r>
+      <w:r>
+        <w:rPr>
+          <w:rtl w:val="0"/>
+        </w:rPr>
       </w:r>
     </w:p>
     <w:p>
@@ -810,7 +801,7 @@
         <w:rPr>
           <w:rtl w:val="0"/>
         </w:rPr>
-        <w:t xml:space="preserve">La Strategy Evaluation constituye el único activo producido por este dominio.</w:t>
+        <w:t xml:space="preserve">La Strategy Evaluation constituye el activo fundamental producido por este dominio. Incrementos posteriores podrán introducir activos derivados de evaluación, como StrategyEvaluationComparison, preservando siempre la trazabilidad hacia las StrategyEvaluation originales. </w:t>
       </w:r>
     </w:p>
     <w:p>
@@ -2074,6 +2065,7 @@
     </w:p>
     <w:p>
       <w:pPr>
+        <w:ind w:left="1440" w:firstLine="0"/>
         <w:rPr/>
       </w:pPr>
       <w:r>
@@ -2085,6 +2077,7 @@
     </w:p>
     <w:p>
       <w:pPr>
+        <w:ind w:left="1440" w:firstLine="0"/>
         <w:rPr/>
       </w:pPr>
       <w:r>
@@ -2096,6 +2089,7 @@
     </w:p>
     <w:p>
       <w:pPr>
+        <w:ind w:left="1440" w:firstLine="0"/>
         <w:rPr/>
       </w:pPr>
       <w:r>
@@ -2107,6 +2101,7 @@
     </w:p>
     <w:p>
       <w:pPr>
+        <w:ind w:left="1440" w:firstLine="0"/>
         <w:rPr/>
       </w:pPr>
       <w:r>
@@ -2118,6 +2113,7 @@
     </w:p>
     <w:p>
       <w:pPr>
+        <w:ind w:left="1440" w:firstLine="0"/>
         <w:rPr/>
       </w:pPr>
       <w:r>
@@ -2129,6 +2125,7 @@
     </w:p>
     <w:p>
       <w:pPr>
+        <w:ind w:left="1440" w:firstLine="0"/>
         <w:rPr/>
       </w:pPr>
       <w:r>
@@ -2140,6 +2137,7 @@
     </w:p>
     <w:p>
       <w:pPr>
+        <w:ind w:left="1440" w:firstLine="0"/>
         <w:rPr/>
       </w:pPr>
       <w:r>
@@ -2151,6 +2149,7 @@
     </w:p>
     <w:p>
       <w:pPr>
+        <w:ind w:left="1440" w:firstLine="0"/>
         <w:rPr/>
       </w:pPr>
       <w:r>
@@ -2162,6 +2161,7 @@
     </w:p>
     <w:p>
       <w:pPr>
+        <w:ind w:left="1440" w:firstLine="0"/>
         <w:rPr/>
       </w:pPr>
       <w:r>
@@ -2173,6 +2173,7 @@
     </w:p>
     <w:p>
       <w:pPr>
+        <w:ind w:left="1440" w:firstLine="0"/>
         <w:rPr/>
       </w:pPr>
       <w:r>
@@ -2184,6 +2185,7 @@
     </w:p>
     <w:p>
       <w:pPr>
+        <w:ind w:left="1440" w:firstLine="0"/>
         <w:rPr/>
       </w:pPr>
       <w:r>
@@ -2195,6 +2197,7 @@
     </w:p>
     <w:p>
       <w:pPr>
+        <w:ind w:left="1440" w:firstLine="0"/>
         <w:rPr/>
       </w:pPr>
       <w:r>
@@ -2206,6 +2209,7 @@
     </w:p>
     <w:p>
       <w:pPr>
+        <w:ind w:left="1440" w:firstLine="0"/>
         <w:rPr/>
       </w:pPr>
       <w:r>
@@ -2217,6 +2221,7 @@
     </w:p>
     <w:p>
       <w:pPr>
+        <w:ind w:left="1440" w:firstLine="0"/>
         <w:rPr/>
       </w:pPr>
       <w:r>
@@ -2228,6 +2233,7 @@
     </w:p>
     <w:p>
       <w:pPr>
+        <w:ind w:left="1440" w:firstLine="0"/>
         <w:rPr/>
       </w:pPr>
       <w:r>
@@ -2239,6 +2245,7 @@
     </w:p>
     <w:p>
       <w:pPr>
+        <w:ind w:left="720" w:firstLine="0"/>
         <w:rPr/>
       </w:pPr>
       <w:r>
@@ -2250,6 +2257,19 @@
     </w:p>
     <w:p>
       <w:pPr>
+        <w:ind w:left="720" w:firstLine="0"/>
+        <w:rPr/>
+      </w:pPr>
+      <w:r>
+        <w:rPr>
+          <w:rtl w:val="0"/>
+        </w:rPr>
+        <w:t xml:space="preserve">                    │</w:t>
+      </w:r>
+    </w:p>
+    <w:p>
+      <w:pPr>
+        <w:ind w:left="720" w:firstLine="0"/>
         <w:rPr/>
       </w:pPr>
       <w:r>
@@ -2261,6 +2281,19 @@
     </w:p>
     <w:p>
       <w:pPr>
+        <w:ind w:left="720" w:firstLine="0"/>
+        <w:rPr/>
+      </w:pPr>
+      <w:r>
+        <w:rPr>
+          <w:rtl w:val="0"/>
+        </w:rPr>
+        <w:t xml:space="preserve">Knowledge─┤</w:t>
+      </w:r>
+    </w:p>
+    <w:p>
+      <w:pPr>
+        <w:ind w:left="720" w:firstLine="0"/>
         <w:rPr/>
       </w:pPr>
       <w:r>
@@ -2278,11 +2311,12 @@
         <w:rPr>
           <w:rtl w:val="0"/>
         </w:rPr>
-        <w:t xml:space="preserve">Knowledge ───────────┤</w:t>
-      </w:r>
-    </w:p>
-    <w:p>
-      <w:pPr>
+        <w:t xml:space="preserve">Evaluation Context ─</w:t>
+      </w:r>
+    </w:p>
+    <w:p>
+      <w:pPr>
+        <w:ind w:left="720" w:firstLine="0"/>
         <w:rPr/>
       </w:pPr>
       <w:r>
@@ -2294,17 +2328,31 @@
     </w:p>
     <w:p>
       <w:pPr>
-        <w:rPr/>
-      </w:pPr>
-      <w:r>
-        <w:rPr>
-          <w:rtl w:val="0"/>
-        </w:rPr>
-        <w:t xml:space="preserve">Evaluation Context ──┤</w:t>
-      </w:r>
-    </w:p>
-    <w:p>
-      <w:pPr>
+        <w:ind w:left="720" w:firstLine="0"/>
+        <w:rPr/>
+      </w:pPr>
+      <w:r>
+        <w:rPr>
+          <w:rtl w:val="0"/>
+        </w:rPr>
+        <w:t xml:space="preserve">                     ▼</w:t>
+      </w:r>
+    </w:p>
+    <w:p>
+      <w:pPr>
+        <w:ind w:left="720" w:firstLine="0"/>
+        <w:rPr/>
+      </w:pPr>
+      <w:r>
+        <w:rPr>
+          <w:rtl w:val="0"/>
+        </w:rPr>
+        <w:t xml:space="preserve">             Strategy Evaluation</w:t>
+      </w:r>
+    </w:p>
+    <w:p>
+      <w:pPr>
+        <w:ind w:left="720" w:firstLine="0"/>
         <w:rPr/>
       </w:pPr>
       <w:r>
@@ -2316,6 +2364,7 @@
     </w:p>
     <w:p>
       <w:pPr>
+        <w:ind w:left="720" w:firstLine="0"/>
         <w:rPr/>
       </w:pPr>
       <w:r>
@@ -2327,17 +2376,19 @@
     </w:p>
     <w:p>
       <w:pPr>
-        <w:rPr/>
-      </w:pPr>
-      <w:r>
-        <w:rPr>
-          <w:rtl w:val="0"/>
-        </w:rPr>
-        <w:t xml:space="preserve">             Strategy Evaluation</w:t>
-      </w:r>
-    </w:p>
-    <w:p>
-      <w:pPr>
+        <w:ind w:left="720" w:firstLine="0"/>
+        <w:rPr/>
+      </w:pPr>
+      <w:r>
+        <w:rPr>
+          <w:rtl w:val="0"/>
+        </w:rPr>
+        <w:t xml:space="preserve">             Risk Management</w:t>
+      </w:r>
+    </w:p>
+    <w:p>
+      <w:pPr>
+        <w:ind w:left="720" w:firstLine="0"/>
         <w:rPr/>
       </w:pPr>
       <w:r>
@@ -2349,6 +2400,7 @@
     </w:p>
     <w:p>
       <w:pPr>
+        <w:ind w:left="720" w:firstLine="0"/>
         <w:rPr/>
       </w:pPr>
       <w:r>
@@ -2360,17 +2412,19 @@
     </w:p>
     <w:p>
       <w:pPr>
-        <w:rPr/>
-      </w:pPr>
-      <w:r>
-        <w:rPr>
-          <w:rtl w:val="0"/>
-        </w:rPr>
-        <w:t xml:space="preserve">             Risk Management</w:t>
-      </w:r>
-    </w:p>
-    <w:p>
-      <w:pPr>
+        <w:ind w:left="720" w:firstLine="0"/>
+        <w:rPr/>
+      </w:pPr>
+      <w:r>
+        <w:rPr>
+          <w:rtl w:val="0"/>
+        </w:rPr>
+        <w:t xml:space="preserve">           Portfolio Management</w:t>
+      </w:r>
+    </w:p>
+    <w:p>
+      <w:pPr>
+        <w:ind w:left="720" w:firstLine="0"/>
         <w:rPr/>
       </w:pPr>
       <w:r>
@@ -2382,6 +2436,7 @@
     </w:p>
     <w:p>
       <w:pPr>
+        <w:ind w:left="720" w:firstLine="0"/>
         <w:rPr/>
       </w:pPr>
       <w:r>
@@ -2393,39 +2448,7 @@
     </w:p>
     <w:p>
       <w:pPr>
-        <w:rPr/>
-      </w:pPr>
-      <w:r>
-        <w:rPr>
-          <w:rtl w:val="0"/>
-        </w:rPr>
-        <w:t xml:space="preserve">           Portfolio Management</w:t>
-      </w:r>
-    </w:p>
-    <w:p>
-      <w:pPr>
-        <w:rPr/>
-      </w:pPr>
-      <w:r>
-        <w:rPr>
-          <w:rtl w:val="0"/>
-        </w:rPr>
-        <w:t xml:space="preserve">                     │</w:t>
-      </w:r>
-    </w:p>
-    <w:p>
-      <w:pPr>
-        <w:rPr/>
-      </w:pPr>
-      <w:r>
-        <w:rPr>
-          <w:rtl w:val="0"/>
-        </w:rPr>
-        <w:t xml:space="preserve">                     ▼</w:t>
-      </w:r>
-    </w:p>
-    <w:p>
-      <w:pPr>
+        <w:ind w:left="720" w:firstLine="0"/>
         <w:rPr/>
       </w:pPr>
       <w:r>
@@ -2535,7 +2558,7 @@
         <w:rPr>
           <w:rtl w:val="0"/>
         </w:rPr>
-        <w:t xml:space="preserve">Este activo constituye la única salida pública del dominio.</w:t>
+        <w:t xml:space="preserve">La salida pública principal del dominio es Strategy Evaluation. Incrementos posteriores podrán incorporar activos derivados de evaluación, como StrategyEvaluationComparison, preservando siempre la trazabilidad hacia las StrategyEvaluation que les dieron origen.</w:t>
       </w:r>
     </w:p>
     <w:p>
